--- a/DocumentacionUCC/UCC - Proyecto Final - TUDS.docx
+++ b/DocumentacionUCC/UCC - Proyecto Final - TUDS.docx
@@ -287,8 +287,6 @@
           <w:lang w:val="es-AR"/>
         </w:rPr>
       </w:pPr>
-      <w:bookmarkStart w:id="0" w:name="_GoBack"/>
-      <w:bookmarkEnd w:id="0"/>
       <w:r>
         <w:rPr>
           <w:rFonts w:ascii="Arial" w:hAnsi="Arial"/>
@@ -557,8 +555,8 @@
         <w:spacing w:before="59"/>
         <w:ind w:right="282"/>
       </w:pPr>
-      <w:bookmarkStart w:id="1" w:name="_bookmark0"/>
-      <w:bookmarkEnd w:id="1"/>
+      <w:bookmarkStart w:id="0" w:name="_bookmark0"/>
+      <w:bookmarkEnd w:id="0"/>
       <w:r>
         <w:rPr>
           <w:spacing w:val="-2"/>
@@ -647,8 +645,8 @@
         <w:spacing w:before="59"/>
         <w:ind w:right="283"/>
       </w:pPr>
-      <w:bookmarkStart w:id="2" w:name="_bookmark1"/>
-      <w:bookmarkEnd w:id="2"/>
+      <w:bookmarkStart w:id="1" w:name="_bookmark1"/>
+      <w:bookmarkEnd w:id="1"/>
       <w:r>
         <w:rPr>
           <w:spacing w:val="-2"/>
@@ -758,6 +756,9 @@
               <w:tab w:val="left" w:leader="dot" w:pos="8515"/>
             </w:tabs>
             <w:spacing w:before="158"/>
+            <w:rPr>
+              <w:spacing w:val="-10"/>
+            </w:rPr>
           </w:pPr>
           <w:hyperlink w:anchor="_bookmark2" w:history="1">
             <w:r>
@@ -807,26 +808,36 @@
             </w:r>
           </w:hyperlink>
         </w:p>
+        <w:p>
+          <w:pPr>
+            <w:pStyle w:val="TDC2"/>
+            <w:tabs>
+              <w:tab w:val="left" w:leader="dot" w:pos="8515"/>
+            </w:tabs>
+            <w:spacing w:before="158"/>
+            <w:sectPr>
+              <w:type w:val="continuous"/>
+              <w:pgSz w:w="11910" w:h="16840"/>
+              <w:pgMar w:top="1338" w:right="1417" w:bottom="1616" w:left="1559" w:header="720" w:footer="720" w:gutter="0"/>
+              <w:cols w:space="720"/>
+            </w:sectPr>
+          </w:pPr>
+          <w:r>
+            <w:t>PARTE 2 | SOBRE EL PROYECTO</w:t>
+          </w:r>
+          <w:r>
+            <w:t>……………………………………………………... 8</w:t>
+          </w:r>
+        </w:p>
       </w:sdtContent>
     </w:sdt>
     <w:p>
       <w:pPr>
-        <w:pStyle w:val="TDC3"/>
-        <w:sectPr>
-          <w:type w:val="continuous"/>
-          <w:pgSz w:w="11910" w:h="16840"/>
-          <w:pgMar w:top="1338" w:right="1417" w:bottom="1616" w:left="1559" w:header="720" w:footer="720" w:gutter="0"/>
-          <w:cols w:space="720"/>
-        </w:sectPr>
-      </w:pPr>
-    </w:p>
-    <w:p>
-      <w:pPr>
         <w:pStyle w:val="Ttulo2"/>
         <w:spacing w:before="78"/>
       </w:pPr>
-      <w:bookmarkStart w:id="3" w:name="_bookmark2"/>
-      <w:bookmarkEnd w:id="3"/>
+      <w:bookmarkStart w:id="2" w:name="_bookmark2"/>
+      <w:bookmarkEnd w:id="2"/>
       <w:r>
         <w:lastRenderedPageBreak/>
         <w:t>PARTE</w:t>
@@ -867,8 +878,8 @@
         <w:pStyle w:val="Ttulo3"/>
         <w:spacing w:before="225"/>
       </w:pPr>
-      <w:bookmarkStart w:id="4" w:name="_bookmark3"/>
-      <w:bookmarkEnd w:id="4"/>
+      <w:bookmarkStart w:id="3" w:name="_bookmark3"/>
+      <w:bookmarkEnd w:id="3"/>
       <w:r>
         <w:t>DESCRIPCIÓN</w:t>
       </w:r>
@@ -979,8 +990,8 @@
         <w:pStyle w:val="Ttulo3"/>
         <w:spacing w:before="150"/>
       </w:pPr>
-      <w:bookmarkStart w:id="5" w:name="_bookmark4"/>
-      <w:bookmarkEnd w:id="5"/>
+      <w:bookmarkStart w:id="4" w:name="_bookmark4"/>
+      <w:bookmarkEnd w:id="4"/>
       <w:r>
         <w:t>OBJETIVO</w:t>
       </w:r>
@@ -1036,8 +1047,8 @@
         <w:pStyle w:val="Ttulo3"/>
         <w:spacing w:before="78"/>
       </w:pPr>
-      <w:bookmarkStart w:id="6" w:name="_bookmark5"/>
-      <w:bookmarkEnd w:id="6"/>
+      <w:bookmarkStart w:id="5" w:name="_bookmark5"/>
+      <w:bookmarkEnd w:id="5"/>
       <w:r>
         <w:lastRenderedPageBreak/>
         <w:t>OBJETIVOS</w:t>
@@ -1274,8 +1285,8 @@
         <w:pStyle w:val="Ttulo3"/>
         <w:spacing w:before="153"/>
       </w:pPr>
-      <w:bookmarkStart w:id="7" w:name="_bookmark6"/>
-      <w:bookmarkEnd w:id="7"/>
+      <w:bookmarkStart w:id="6" w:name="_bookmark6"/>
+      <w:bookmarkEnd w:id="6"/>
       <w:r>
         <w:rPr>
           <w:spacing w:val="-2"/>
@@ -1369,8 +1380,8 @@
       <w:pPr>
         <w:pStyle w:val="Ttulo3"/>
       </w:pPr>
-      <w:bookmarkStart w:id="8" w:name="_bookmark7"/>
-      <w:bookmarkEnd w:id="8"/>
+      <w:bookmarkStart w:id="7" w:name="_bookmark7"/>
+      <w:bookmarkEnd w:id="7"/>
       <w:r>
         <w:t>DEFINICIONES</w:t>
       </w:r>
@@ -1631,8 +1642,8 @@
         <w:pStyle w:val="Ttulo2"/>
         <w:spacing w:before="231"/>
       </w:pPr>
-      <w:bookmarkStart w:id="9" w:name="_bookmark11"/>
-      <w:bookmarkEnd w:id="9"/>
+      <w:bookmarkStart w:id="8" w:name="_bookmark11"/>
+      <w:bookmarkEnd w:id="8"/>
       <w:r>
         <w:lastRenderedPageBreak/>
         <w:t>PARTE</w:t>
@@ -1691,8 +1702,8 @@
         <w:pStyle w:val="Ttulo3"/>
         <w:spacing w:before="226"/>
       </w:pPr>
-      <w:bookmarkStart w:id="10" w:name="_bookmark12"/>
-      <w:bookmarkEnd w:id="10"/>
+      <w:bookmarkStart w:id="9" w:name="_bookmark12"/>
+      <w:bookmarkEnd w:id="9"/>
       <w:r>
         <w:t>PROBLEMA</w:t>
       </w:r>
@@ -1883,8 +1894,8 @@
       <w:pPr>
         <w:pStyle w:val="Ttulo3"/>
       </w:pPr>
-      <w:bookmarkStart w:id="11" w:name="_bookmark13"/>
-      <w:bookmarkEnd w:id="11"/>
+      <w:bookmarkStart w:id="10" w:name="_bookmark13"/>
+      <w:bookmarkEnd w:id="10"/>
       <w:r>
         <w:t>ALCANCE</w:t>
       </w:r>
@@ -2151,8 +2162,8 @@
         <w:pStyle w:val="Ttulo3"/>
         <w:spacing w:before="161"/>
       </w:pPr>
-      <w:bookmarkStart w:id="12" w:name="_bookmark14"/>
-      <w:bookmarkEnd w:id="12"/>
+      <w:bookmarkStart w:id="11" w:name="_bookmark14"/>
+      <w:bookmarkEnd w:id="11"/>
       <w:r>
         <w:lastRenderedPageBreak/>
         <w:t>ANALISIS</w:t>
@@ -2184,8 +2195,8 @@
         <w:pStyle w:val="Ttulo4"/>
         <w:spacing w:before="191"/>
       </w:pPr>
-      <w:bookmarkStart w:id="13" w:name="_bookmark15"/>
-      <w:bookmarkEnd w:id="13"/>
+      <w:bookmarkStart w:id="12" w:name="_bookmark15"/>
+      <w:bookmarkEnd w:id="12"/>
       <w:r>
         <w:t>Requerimientos</w:t>
       </w:r>
@@ -2207,10 +2218,10 @@
         <w:pStyle w:val="Ttulo4"/>
         <w:spacing w:before="153"/>
       </w:pPr>
-      <w:bookmarkStart w:id="14" w:name="_bookmark16"/>
-      <w:bookmarkEnd w:id="14"/>
-      <w:r>
-        <w:t>RF-001 — Inicio de Sesión</w:t>
+      <w:bookmarkStart w:id="13" w:name="_bookmark16"/>
+      <w:bookmarkEnd w:id="13"/>
+      <w:r>
+        <w:t>RF-001 — Gestión de Autenticación</w:t>
       </w:r>
     </w:p>
     <w:p>
@@ -2227,9 +2238,6 @@
         <w:pStyle w:val="Ttulo4"/>
         <w:spacing w:before="153"/>
       </w:pPr>
-      <w:r>
-        <w:t>RF-002 — Gestión de Roles</w:t>
-      </w:r>
     </w:p>
     <w:p>
       <w:pPr>
@@ -2237,7 +2245,7 @@
         <w:spacing w:before="153"/>
       </w:pPr>
       <w:r>
-        <w:t>El sistema deberá administrar permisos según roles de usuario.</w:t>
+        <w:t>RF-002 — Gestión de Productos</w:t>
       </w:r>
     </w:p>
     <w:p>
@@ -2246,7 +2254,7 @@
         <w:spacing w:before="153"/>
       </w:pPr>
       <w:r>
-        <w:t>RF-003 — Gestión de Productos</w:t>
+        <w:t>El sistema deberá permitir registrar, modificar, eliminar y consultar productos del catálogo.</w:t>
       </w:r>
     </w:p>
     <w:p>
@@ -2254,9 +2262,6 @@
         <w:pStyle w:val="Ttulo4"/>
         <w:spacing w:before="153"/>
       </w:pPr>
-      <w:r>
-        <w:t>El sistema deberá permitir alta, baja y modificación de productos.</w:t>
-      </w:r>
     </w:p>
     <w:p>
       <w:pPr>
@@ -2264,7 +2269,7 @@
         <w:spacing w:before="153"/>
       </w:pPr>
       <w:r>
-        <w:t>RF-004 — Gestión de Inventario</w:t>
+        <w:t>RF-003 — Gestión de Inventario</w:t>
       </w:r>
     </w:p>
     <w:p>
@@ -2273,7 +2278,7 @@
         <w:spacing w:before="153"/>
       </w:pPr>
       <w:r>
-        <w:t>El sistema deberá controlar automáticamente el stock disponible.</w:t>
+        <w:t>El sistema deberá controlar automáticamente el stock disponible mediante movimientos de inventario.</w:t>
       </w:r>
     </w:p>
     <w:p>
@@ -2281,9 +2286,6 @@
         <w:pStyle w:val="Ttulo4"/>
         <w:spacing w:before="153"/>
       </w:pPr>
-      <w:r>
-        <w:t>RF-005 — Ventas Presenciales</w:t>
-      </w:r>
     </w:p>
     <w:p>
       <w:pPr>
@@ -2291,7 +2293,7 @@
         <w:spacing w:before="153"/>
       </w:pPr>
       <w:r>
-        <w:t>El sistema deberá permitir registrar ventas dentro del local.</w:t>
+        <w:t>RF-004 — Gestión Comercial Presencial</w:t>
       </w:r>
     </w:p>
     <w:p>
@@ -2300,7 +2302,7 @@
         <w:spacing w:before="153"/>
       </w:pPr>
       <w:r>
-        <w:t>RF-006 — Compras Online</w:t>
+        <w:t>El sistema deberá permitir registrar ventas presenciales y administrar operaciones de caja.</w:t>
       </w:r>
     </w:p>
     <w:p>
@@ -2308,17 +2310,6 @@
         <w:pStyle w:val="Ttulo4"/>
         <w:spacing w:before="153"/>
       </w:pPr>
-      <w:r>
-        <w:t xml:space="preserve">El </w:t>
-      </w:r>
-      <w:proofErr w:type="spellStart"/>
-      <w:r>
-        <w:t>ecommerce</w:t>
-      </w:r>
-      <w:proofErr w:type="spellEnd"/>
-      <w:r>
-        <w:t xml:space="preserve"> deberá permitir realizar compras mediante carrito de compras.</w:t>
-      </w:r>
     </w:p>
     <w:p>
       <w:pPr>
@@ -2326,8 +2317,13 @@
         <w:spacing w:before="153"/>
       </w:pPr>
       <w:r>
-        <w:t>RF-007 — Gestión de Caja</w:t>
-      </w:r>
+        <w:t xml:space="preserve">RF-005 — </w:t>
+      </w:r>
+      <w:proofErr w:type="spellStart"/>
+      <w:r>
+        <w:t>Ecommerce</w:t>
+      </w:r>
+      <w:proofErr w:type="spellEnd"/>
     </w:p>
     <w:p>
       <w:pPr>
@@ -2335,7 +2331,15 @@
         <w:spacing w:before="153"/>
       </w:pPr>
       <w:r>
-        <w:t>El sistema deberá administrar apertura y cierre de caja.</w:t>
+        <w:t xml:space="preserve">El sistema deberá permitir realizar compras online mediante catálogo, carrito de compras y </w:t>
+      </w:r>
+      <w:proofErr w:type="spellStart"/>
+      <w:r>
+        <w:t>checkout</w:t>
+      </w:r>
+      <w:proofErr w:type="spellEnd"/>
+      <w:r>
+        <w:t>.</w:t>
       </w:r>
     </w:p>
     <w:p>
@@ -2343,9 +2347,6 @@
         <w:pStyle w:val="Ttulo4"/>
         <w:spacing w:before="153"/>
       </w:pPr>
-      <w:r>
-        <w:t>RF-008 — Gestión de Clientes</w:t>
-      </w:r>
     </w:p>
     <w:p>
       <w:pPr>
@@ -2353,7 +2354,7 @@
         <w:spacing w:before="153"/>
       </w:pPr>
       <w:r>
-        <w:t>El sistema deberá administrar información de clientes.</w:t>
+        <w:t>RF-006 — Gestión de Clientes y Proveedores</w:t>
       </w:r>
     </w:p>
     <w:p>
@@ -2362,7 +2363,7 @@
         <w:spacing w:before="153"/>
       </w:pPr>
       <w:r>
-        <w:t>RF-009 — Gestión de Proveedores</w:t>
+        <w:t>El sistema deberá permitir administrar información comercial de clientes y proveedores.</w:t>
       </w:r>
     </w:p>
     <w:p>
@@ -2370,9 +2371,6 @@
         <w:pStyle w:val="Ttulo4"/>
         <w:spacing w:before="153"/>
       </w:pPr>
-      <w:r>
-        <w:t>El sistema deberá administrar proveedores.</w:t>
-      </w:r>
     </w:p>
     <w:p>
       <w:pPr>
@@ -2380,7 +2378,7 @@
         <w:spacing w:before="153"/>
       </w:pPr>
       <w:r>
-        <w:t>RF-010 — Reportes</w:t>
+        <w:t>RF-007 — Reportes y Estadísticas</w:t>
       </w:r>
     </w:p>
     <w:p>
@@ -2389,7 +2387,7 @@
         <w:spacing w:before="153"/>
       </w:pPr>
       <w:r>
-        <w:t>El sistema deberá generar reportes administrativos.</w:t>
+        <w:t>El sistema deberá generar reportes administrativos y estadísticas comerciales.</w:t>
       </w:r>
     </w:p>
     <w:p>
@@ -2397,9 +2395,6 @@
         <w:pStyle w:val="Ttulo4"/>
         <w:spacing w:before="153"/>
       </w:pPr>
-      <w:r>
-        <w:t>RF-011 — Funcionamiento Offline</w:t>
-      </w:r>
     </w:p>
     <w:p>
       <w:pPr>
@@ -2407,7 +2402,7 @@
         <w:spacing w:before="153"/>
       </w:pPr>
       <w:r>
-        <w:t>El sistema local deberá funcionar sin conexión a internet.</w:t>
+        <w:t>RF-008 — Funcionamiento Offline y Sincronización</w:t>
       </w:r>
     </w:p>
     <w:p>
@@ -2416,7 +2411,7 @@
         <w:spacing w:before="153"/>
       </w:pPr>
       <w:r>
-        <w:t>RF-012 — Sincronización Automática</w:t>
+        <w:t>El sistema deberá continuar funcionando sin internet y sincronizar automáticamente la información al recuperar conexión.</w:t>
       </w:r>
     </w:p>
     <w:p>
@@ -2424,9 +2419,6 @@
         <w:pStyle w:val="Ttulo4"/>
         <w:spacing w:before="153"/>
       </w:pPr>
-      <w:r>
-        <w:t>El sistema deberá sincronizar información automáticamente.</w:t>
-      </w:r>
     </w:p>
     <w:p>
       <w:pPr>
@@ -2434,7 +2426,7 @@
         <w:spacing w:before="153"/>
       </w:pPr>
       <w:r>
-        <w:t>RF-013 — Asistente Inteligente</w:t>
+        <w:t>RF-009 — Asistente Inteligente IA</w:t>
       </w:r>
     </w:p>
     <w:p>
@@ -2451,7 +2443,7 @@
       </w:r>
       <w:proofErr w:type="spellEnd"/>
       <w:r>
-        <w:t xml:space="preserve"> deberá incorporar un asistente basado en IA.</w:t>
+        <w:t xml:space="preserve"> deberá incorporar un asistente inteligente capaz de responder consultas y recomendar productos.</w:t>
       </w:r>
     </w:p>
     <w:p>
@@ -2459,9 +2451,6 @@
         <w:pStyle w:val="Ttulo4"/>
         <w:spacing w:before="153"/>
       </w:pPr>
-      <w:r>
-        <w:t>RF-014 — Reconocimiento por Imagen</w:t>
-      </w:r>
     </w:p>
     <w:p>
       <w:pPr>
@@ -2469,7 +2458,8 @@
         <w:spacing w:before="153"/>
       </w:pPr>
       <w:r>
-        <w:t>El sistema deberá identificar productos mediante imágenes.</w:t>
+        <w:lastRenderedPageBreak/>
+        <w:t>RF-010 — Reconocimiento de Productos por Imagen</w:t>
       </w:r>
     </w:p>
     <w:p>
@@ -2478,7 +2468,7 @@
         <w:spacing w:before="153"/>
       </w:pPr>
       <w:r>
-        <w:t>RF-015 — Generación de Presupuestos</w:t>
+        <w:t>El sistema deberá identificar productos mediante imágenes utilizando visión artificial.</w:t>
       </w:r>
     </w:p>
     <w:p>
@@ -2486,29 +2476,39 @@
         <w:pStyle w:val="Ttulo4"/>
         <w:spacing w:before="153"/>
       </w:pPr>
-      <w:r>
-        <w:t>El sistema deberá permitir generar presupuestos comerciales.</w:t>
-      </w:r>
     </w:p>
     <w:p>
       <w:pPr>
         <w:pStyle w:val="Ttulo4"/>
         <w:spacing w:before="153"/>
       </w:pPr>
+      <w:r>
+        <w:t>RF-011 — Gestión de Presupuestos Comerciales</w:t>
+      </w:r>
+      <w:bookmarkStart w:id="14" w:name="_GoBack"/>
+      <w:bookmarkEnd w:id="14"/>
     </w:p>
     <w:p>
       <w:pPr>
         <w:pStyle w:val="Ttulo4"/>
         <w:spacing w:before="153"/>
       </w:pPr>
+      <w:r>
+        <w:t>El sistema deberá permitir generar, almacenar y exportar presupuestos comerciales.</w:t>
+      </w:r>
     </w:p>
     <w:p>
       <w:pPr>
         <w:pStyle w:val="Ttulo4"/>
         <w:spacing w:before="153"/>
       </w:pPr>
-      <w:r>
-        <w:lastRenderedPageBreak/>
+    </w:p>
+    <w:p>
+      <w:pPr>
+        <w:pStyle w:val="Ttulo4"/>
+        <w:spacing w:before="153"/>
+      </w:pPr>
+      <w:r>
         <w:t>Requerimientos</w:t>
       </w:r>
       <w:r>
@@ -6311,6 +6311,7 @@
   <w:style w:type="character" w:default="1" w:styleId="Fuentedeprrafopredeter">
     <w:name w:val="Default Paragraph Font"/>
     <w:uiPriority w:val="1"/>
+    <w:semiHidden/>
     <w:unhideWhenUsed/>
   </w:style>
   <w:style w:type="table" w:default="1" w:styleId="Tablanormal">
